--- a/paper/preview.docx
+++ b/paper/preview.docx
@@ -63,73 +63,67 @@
         <w:t xml:space="preserve"> </w:t>
       </w:r>
       <w:r>
-        <w:t xml:space="preserve">following photometric gradients while periodically resampling triangles to</w:t>
-      </w:r>
-      <w:r>
-        <w:t xml:space="preserve"> </w:t>
-      </w:r>
-      <w:r>
-        <w:t xml:space="preserve">redistribute geometric detail. We first show this pipeline is topologically</w:t>
-      </w:r>
-      <w:r>
-        <w:t xml:space="preserve"> </w:t>
-      </w:r>
-      <w:r>
-        <w:t xml:space="preserve">blind: Chamfer and Hausdorff distances cannot separate reconstructions that</w:t>
-      </w:r>
-      <w:r>
-        <w:t xml:space="preserve"> </w:t>
-      </w:r>
-      <w:r>
-        <w:t xml:space="preserve">differ in genus, connectivity, or enclosed-void structure, and any topological</w:t>
-      </w:r>
-      <w:r>
-        <w:t xml:space="preserve"> </w:t>
-      </w:r>
-      <w:r>
-        <w:t xml:space="preserve">bias supplied at initialization is erased by the first resampling step. Correct</w:t>
-      </w:r>
-      <w:r>
-        <w:t xml:space="preserve"> </w:t>
-      </w:r>
-      <w:r>
-        <w:t xml:space="preserve">topology therefore requires guidance applied in the loop, together with a</w:t>
-      </w:r>
-      <w:r>
-        <w:t xml:space="preserve"> </w:t>
-      </w:r>
-      <w:r>
-        <w:t xml:space="preserve">persistence-based metric able to detect it.</w:t>
-      </w:r>
-      <w:r>
-        <w:t xml:space="preserve"> </w:t>
-      </w:r>
-      <w:r>
-        <w:t xml:space="preserve">We introduce topology-aware adaptive resampling: a precomputed importance field</w:t>
-      </w:r>
-      <w:r>
-        <w:t xml:space="preserve"> </w:t>
-      </w:r>
-      <w:r>
-        <w:t xml:space="preserve">that localizes the target’s persistent features and biases where new triangles</w:t>
-      </w:r>
-      <w:r>
-        <w:t xml:space="preserve"> </w:t>
-      </w:r>
-      <w:r>
-        <w:t xml:space="preserve">respawn and which triangles are protected from pruning. It is budget-neutral and</w:t>
-      </w:r>
-      <w:r>
-        <w:t xml:space="preserve"> </w:t>
-      </w:r>
-      <w:r>
-        <w:t xml:space="preserve">reduces exactly to the baseline when disabled. A single mass-preserving scale on</w:t>
-      </w:r>
-      <w:r>
-        <w:t xml:space="preserve"> </w:t>
-      </w:r>
-      <w:r>
-        <w:t xml:space="preserve">the field interpolates between a</w:t>
+        <w:t xml:space="preserve">following photometric gradients while periodically resampling triangles. We</w:t>
+      </w:r>
+      <w:r>
+        <w:t xml:space="preserve"> </w:t>
+      </w:r>
+      <w:r>
+        <w:t xml:space="preserve">first show this pipeline is topologically blind: Chamfer and Hausdorff</w:t>
+      </w:r>
+      <w:r>
+        <w:t xml:space="preserve"> </w:t>
+      </w:r>
+      <w:r>
+        <w:t xml:space="preserve">distances cannot separate reconstructions that differ in genus, connectivity,</w:t>
+      </w:r>
+      <w:r>
+        <w:t xml:space="preserve"> </w:t>
+      </w:r>
+      <w:r>
+        <w:t xml:space="preserve">or enclosed-void structure, while the bottleneck distance between persistence</w:t>
+      </w:r>
+      <w:r>
+        <w:t xml:space="preserve"> </w:t>
+      </w:r>
+      <w:r>
+        <w:t xml:space="preserve">diagrams can; a topological bias supplied at initialization is erased by the</w:t>
+      </w:r>
+      <w:r>
+        <w:t xml:space="preserve"> </w:t>
+      </w:r>
+      <w:r>
+        <w:t xml:space="preserve">first resampling step. Correct topology therefore requires in-loop guidance</w:t>
+      </w:r>
+      <w:r>
+        <w:t xml:space="preserve"> </w:t>
+      </w:r>
+      <w:r>
+        <w:t xml:space="preserve">and a persistence-based metric to detect it. We introduce topology-aware</w:t>
+      </w:r>
+      <w:r>
+        <w:t xml:space="preserve"> </w:t>
+      </w:r>
+      <w:r>
+        <w:t xml:space="preserve">adaptive resampling: a precomputed importance field that localizes the</w:t>
+      </w:r>
+      <w:r>
+        <w:t xml:space="preserve"> </w:t>
+      </w:r>
+      <w:r>
+        <w:t xml:space="preserve">target’s persistent features and biases where new triangles respawn and which</w:t>
+      </w:r>
+      <w:r>
+        <w:t xml:space="preserve"> </w:t>
+      </w:r>
+      <w:r>
+        <w:t xml:space="preserve">are protected from pruning; budget-neutral, it reduces exactly to the baseline</w:t>
+      </w:r>
+      <w:r>
+        <w:t xml:space="preserve"> </w:t>
+      </w:r>
+      <w:r>
+        <w:t xml:space="preserve">when disabled. A single mass-preserving scale interpolates between a</w:t>
       </w:r>
       <w:r>
         <w:t xml:space="preserve"> </w:t>
@@ -145,13 +139,13 @@
         <w:t xml:space="preserve"> </w:t>
       </w:r>
       <w:r>
-        <w:t xml:space="preserve">prior (importance piled on</w:t>
-      </w:r>
-      <w:r>
-        <w:t xml:space="preserve"> </w:t>
-      </w:r>
-      <w:r>
-        <w:t xml:space="preserve">each feature’s localized death-simplex) and a</w:t>
+        <w:t xml:space="preserve">prior (importance piled on each feature’s localized</w:t>
+      </w:r>
+      <w:r>
+        <w:t xml:space="preserve"> </w:t>
+      </w:r>
+      <w:r>
+        <w:t xml:space="preserve">death-simplex) and a</w:t>
       </w:r>
       <w:r>
         <w:t xml:space="preserve"> </w:t>
@@ -167,59 +161,77 @@
         <w:t xml:space="preserve"> </w:t>
       </w:r>
       <w:r>
-        <w:t xml:space="preserve">prior (the same mass</w:t>
-      </w:r>
-      <w:r>
-        <w:t xml:space="preserve"> </w:t>
-      </w:r>
-      <w:r>
-        <w:t xml:space="preserve">distributed over the feature’s support), letting us ask not whether topological</w:t>
-      </w:r>
-      <w:r>
-        <w:t xml:space="preserve"> </w:t>
-      </w:r>
-      <w:r>
-        <w:t xml:space="preserve">guidance helps but what spatial form it should take.</w:t>
-      </w:r>
-      <w:r>
-        <w:t xml:space="preserve"> </w:t>
-      </w:r>
-      <w:r>
-        <w:t xml:space="preserve">Our central finding is that a spread prior is at least as good as concentrating at</w:t>
-      </w:r>
-      <w:r>
-        <w:t xml:space="preserve"> </w:t>
-      </w:r>
-      <w:r>
-        <w:t xml:space="preserve">every feature dimension, and strictly better for voids and loops; the natural</w:t>
-      </w:r>
-      <w:r>
-        <w:t xml:space="preserve"> </w:t>
-      </w:r>
-      <w:r>
-        <w:t xml:space="preserve">hypothesis of a dimensional crossover—concentrate for high-dimensional features,</w:t>
-      </w:r>
-      <w:r>
-        <w:t xml:space="preserve"> </w:t>
-      </w:r>
-      <w:r>
-        <w:t xml:space="preserve">spread for low-dimensional ones—does</w:t>
-      </w:r>
-      <w:r>
-        <w:t xml:space="preserve"> </w:t>
-      </w:r>
-      <w:r>
-        <w:rPr>
-          <w:i/>
-          <w:iCs/>
-        </w:rPr>
-        <w:t xml:space="preserve">not</w:t>
-      </w:r>
-      <w:r>
-        <w:t xml:space="preserve"> </w:t>
-      </w:r>
-      <w:r>
-        <w:t xml:space="preserve">hold. For enclosed voids (H2) a</w:t>
+        <w:t xml:space="preserve">prior (the same mass over the feature’s</w:t>
+      </w:r>
+      <w:r>
+        <w:t xml:space="preserve"> </w:t>
+      </w:r>
+      <w:r>
+        <w:t xml:space="preserve">support). We find no dimensional crossover: a spread prior is at least as good</w:t>
+      </w:r>
+      <w:r>
+        <w:t xml:space="preserve"> </w:t>
+      </w:r>
+      <w:r>
+        <w:t xml:space="preserve">as concentrating at every dimension and strictly better for voids and</w:t>
+      </w:r>
+      <w:r>
+        <w:t xml:space="preserve"> </w:t>
+      </w:r>
+      <w:r>
+        <w:t xml:space="preserve">loops—for enclosed voids it cuts bottleneck distance 33–53% below the</w:t>
+      </w:r>
+      <w:r>
+        <w:t xml:space="preserve"> </w:t>
+      </w:r>
+      <w:r>
+        <w:t xml:space="preserve">baseline. The gain is carried by</w:t>
+      </w:r>
+      <w:r>
+        <w:t xml:space="preserve"> </w:t>
+      </w:r>
+      <w:r>
+        <w:rPr>
+          <w:i/>
+          <w:iCs/>
+        </w:rPr>
+        <w:t xml:space="preserve">width</w:t>
+      </w:r>
+      <w:r>
+        <w:t xml:space="preserve"> </w:t>
+      </w:r>
+      <w:r>
+        <w:t xml:space="preserve">rather than topological</w:t>
+      </w:r>
+      <w:r>
+        <w:t xml:space="preserve"> </w:t>
+      </w:r>
+      <w:r>
+        <w:t xml:space="preserve">placement: a width-matched non-topological control recovers most of it,</w:t>
+      </w:r>
+      <w:r>
+        <w:t xml:space="preserve"> </w:t>
+      </w:r>
+      <w:r>
+        <w:t xml:space="preserve">leaving a small, shape-dependent residual for voids, a small cost on the loop,</w:t>
+      </w:r>
+      <w:r>
+        <w:t xml:space="preserve"> </w:t>
+      </w:r>
+      <w:r>
+        <w:t xml:space="preserve">and a null for components. The reason is that a feature’s death-simplex is a</w:t>
+      </w:r>
+      <w:r>
+        <w:t xml:space="preserve"> </w:t>
+      </w:r>
+      <w:r>
+        <w:t xml:space="preserve">localized witness, not its full support, so the right bias spreads importance</w:t>
+      </w:r>
+      <w:r>
+        <w:t xml:space="preserve"> </w:t>
+      </w:r>
+      <w:r>
+        <w:t xml:space="preserve">over that support. The prescription:</w:t>
       </w:r>
       <w:r>
         <w:t xml:space="preserve"> </w:t>
@@ -232,242 +244,13 @@
         <w:t xml:space="preserve">spread</w:t>
       </w:r>
       <w:r>
-        <w:t xml:space="preserve"> </w:t>
-      </w:r>
-      <w:r>
-        <w:t xml:space="preserve">prior cuts bottleneck distance to the target by 33–53% below the</w:t>
-      </w:r>
-      <w:r>
-        <w:t xml:space="preserve"> </w:t>
-      </w:r>
-      <w:r>
-        <w:t xml:space="preserve">baseline across spheres, cubes, and capped cylinders, at comparable or better</w:t>
-      </w:r>
-      <w:r>
-        <w:t xml:space="preserve"> </w:t>
-      </w:r>
-      <w:r>
-        <w:t xml:space="preserve">geometry; but a width-matched</w:t>
-      </w:r>
-      <w:r>
-        <w:t xml:space="preserve"> </w:t>
-      </w:r>
-      <w:r>
-        <w:rPr>
-          <w:i/>
-          <w:iCs/>
-        </w:rPr>
-        <w:t xml:space="preserve">non-topological</w:t>
-      </w:r>
-      <w:r>
-        <w:t xml:space="preserve"> </w:t>
-      </w:r>
-      <w:r>
-        <w:t xml:space="preserve">control recovers most of this,</w:t>
-      </w:r>
-      <w:r>
-        <w:t xml:space="preserve"> </w:t>
-      </w:r>
-      <w:r>
-        <w:t xml:space="preserve">so the void gain is chiefly a</w:t>
-      </w:r>
-      <w:r>
-        <w:t xml:space="preserve"> </w:t>
-      </w:r>
-      <w:r>
-        <w:rPr>
-          <w:i/>
-          <w:iCs/>
-        </w:rPr>
-        <w:t xml:space="preserve">width</w:t>
-      </w:r>
-      <w:r>
-        <w:t xml:space="preserve"> </w:t>
-      </w:r>
-      <w:r>
-        <w:t xml:space="preserve">(spread) effect rather than topological</w:t>
-      </w:r>
-      <w:r>
-        <w:t xml:space="preserve"> </w:t>
-      </w:r>
-      <w:r>
-        <w:t xml:space="preserve">placement—at matched width, placing the prior at the topological locus adds only a</w:t>
-      </w:r>
-      <w:r>
-        <w:t xml:space="preserve"> </w:t>
-      </w:r>
-      <w:r>
-        <w:t xml:space="preserve">small, shape-dependent residual (significant for cylinder and sphere, absent for the</w:t>
-      </w:r>
-      <w:r>
-        <w:t xml:space="preserve"> </w:t>
-      </w:r>
-      <w:r>
-        <w:t xml:space="preserve">cube). For loops (H1) concentrating</w:t>
-      </w:r>
-      <w:r>
-        <w:t xml:space="preserve"> </w:t>
-      </w:r>
-      <w:r>
-        <w:t xml:space="preserve">backfires, over-tessellating the loop into phantom handles and underperforming the</w:t>
-      </w:r>
-      <w:r>
-        <w:t xml:space="preserve"> </w:t>
-      </w:r>
-      <w:r>
-        <w:t xml:space="preserve">baseline, while a</w:t>
-      </w:r>
-      <w:r>
-        <w:t xml:space="preserve"> </w:t>
-      </w:r>
-      <w:r>
-        <w:rPr>
-          <w:i/>
-          <w:iCs/>
-        </w:rPr>
-        <w:t xml:space="preserve">wide</w:t>
-      </w:r>
-      <w:r>
-        <w:t xml:space="preserve"> </w:t>
-      </w:r>
-      <w:r>
-        <w:t xml:space="preserve">prior recovers the correct topology—driven by width, not</w:t>
-      </w:r>
-      <w:r>
-        <w:t xml:space="preserve"> </w:t>
-      </w:r>
-      <w:r>
-        <w:t xml:space="preserve">topological placement, since a width-matched non-topological prior does at least as</w:t>
-      </w:r>
-      <w:r>
-        <w:t xml:space="preserve"> </w:t>
-      </w:r>
-      <w:r>
-        <w:t xml:space="preserve">well. For</w:t>
-      </w:r>
-      <w:r>
-        <w:t xml:space="preserve"> </w:t>
-      </w:r>
-      <w:r>
-        <w:t xml:space="preserve">components (H0) neither prior beats generic densification (a null). One principle</w:t>
-      </w:r>
-      <w:r>
-        <w:t xml:space="preserve"> </w:t>
-      </w:r>
-      <w:r>
-        <w:t xml:space="preserve">accounts for all three: a feature’s death-simplex is a localized witness, not its</w:t>
-      </w:r>
-      <w:r>
-        <w:t xml:space="preserve"> </w:t>
-      </w:r>
-      <w:r>
-        <w:t xml:space="preserve">full support, so spreading importance over that support is the right bias (for a void</w:t>
-      </w:r>
-      <w:r>
-        <w:t xml:space="preserve"> </w:t>
-      </w:r>
-      <w:r>
-        <w:t xml:space="preserve">the support fills the surface, so width alone realizes it); the</w:t>
-      </w:r>
-      <w:r>
-        <w:t xml:space="preserve"> </w:t>
-      </w:r>
-      <w:r>
-        <w:rPr>
-          <w:i/>
-          <w:iCs/>
-        </w:rPr>
-        <w:t xml:space="preserve">harm</w:t>
-      </w:r>
-      <w:r>
-        <w:t xml:space="preserve"> </w:t>
-      </w:r>
-      <w:r>
-        <w:t xml:space="preserve">from being</w:t>
-      </w:r>
-      <w:r>
-        <w:t xml:space="preserve"> </w:t>
-      </w:r>
-      <w:r>
-        <w:rPr>
-          <w:i/>
-          <w:iCs/>
-        </w:rPr>
-        <w:t xml:space="preserve">narrow</w:t>
-      </w:r>
-      <w:r>
-        <w:t xml:space="preserve"> </w:t>
-      </w:r>
-      <w:r>
-        <w:t xml:space="preserve">is what depends on dimension—catastrophic for one-dimensional loops,</w:t>
-      </w:r>
-      <w:r>
-        <w:t xml:space="preserve"> </w:t>
-      </w:r>
-      <w:r>
-        <w:t xml:space="preserve">mild for two-dimensional voids, and immaterial for zero-dimensional components. These results replace the question</w:t>
-      </w:r>
-      <w:r>
-        <w:t xml:space="preserve"> </w:t>
-      </w:r>
-      <w:r>
-        <w:t xml:space="preserve">“does topological</w:t>
-      </w:r>
-      <w:r>
-        <w:t xml:space="preserve"> </w:t>
-      </w:r>
-      <w:r>
-        <w:t xml:space="preserve">guidance help reconstruction?”</w:t>
-      </w:r>
-      <w:r>
-        <w:t xml:space="preserve"> </w:t>
-      </w:r>
-      <w:r>
-        <w:t xml:space="preserve">with a prescription for</w:t>
-      </w:r>
-      <w:r>
-        <w:t xml:space="preserve"> </w:t>
-      </w:r>
-      <w:r>
-        <w:rPr>
-          <w:i/>
-          <w:iCs/>
-        </w:rPr>
-        <w:t xml:space="preserve">how</w:t>
-      </w:r>
-      <w:r>
-        <w:t xml:space="preserve"> </w:t>
-      </w:r>
-      <w:r>
-        <w:t xml:space="preserve">to shape</w:t>
-      </w:r>
-      <w:r>
-        <w:t xml:space="preserve"> </w:t>
-      </w:r>
-      <w:r>
-        <w:t xml:space="preserve">it—</w:t>
-      </w:r>
-      <w:r>
-        <w:rPr>
-          <w:i/>
-          <w:iCs/>
-        </w:rPr>
-        <w:t xml:space="preserve">spread</w:t>
-      </w:r>
-      <w:r>
-        <w:t xml:space="preserve">, do not concentrate—and a caveat: the benefit is carried by</w:t>
-      </w:r>
-      <w:r>
-        <w:t xml:space="preserve"> </w:t>
-      </w:r>
-      <w:r>
-        <w:t xml:space="preserve">width, not topological targeting per se, since a width-matched non-topological prior</w:t>
-      </w:r>
-      <w:r>
-        <w:t xml:space="preserve"> </w:t>
-      </w:r>
-      <w:r>
-        <w:t xml:space="preserve">does as well or better.</w:t>
+        <w:t xml:space="preserve">, do not concentrate—the</w:t>
+      </w:r>
+      <w:r>
+        <w:t xml:space="preserve"> </w:t>
+      </w:r>
+      <w:r>
+        <w:t xml:space="preserve">caveat: the benefit comes from width, not topological targeting per se.</w:t>
       </w:r>
     </w:p>
     <w:bookmarkStart w:id="9" w:name="sec:intro"/>
@@ -527,7 +310,19 @@
         <w:t xml:space="preserve"> </w:t>
       </w:r>
       <w:r>
-        <w:t xml:space="preserve">with no shared connectivity—is an attractive such representation: it is cheap</w:t>
+        <w:t xml:space="preserve">with no shared connectivity—is an attractive such</w:t>
+      </w:r>
+      <w:r>
+        <w:t xml:space="preserve"> </w:t>
+      </w:r>
+      <w:r>
+        <w:t xml:space="preserve">representation </w:t>
+      </w:r>
+      <w:r>
+        <w:t xml:space="preserve">(Tojo et al. 2026)</w:t>
+      </w:r>
+      <w:r>
+        <w:t xml:space="preserve">: it is cheap</w:t>
       </w:r>
       <w:r>
         <w:t xml:space="preserve"> </w:t>
@@ -1629,7 +1424,16 @@
         <w:t xml:space="preserve"> </w:t>
       </w:r>
       <w:r>
-        <w:t xml:space="preserve">pipeline we build on inherits exactly this heuristic, which is what makes it</w:t>
+        <w:t xml:space="preserve">pipeline we build on </w:t>
+      </w:r>
+      <w:r>
+        <w:t xml:space="preserve">(Tojo et al. 2026)</w:t>
+      </w:r>
+      <w:r>
+        <w:t xml:space="preserve"> </w:t>
+      </w:r>
+      <w:r>
+        <w:t xml:space="preserve">inherits exactly this heuristic, which is what makes it</w:t>
       </w:r>
       <w:r>
         <w:t xml:space="preserve"> </w:t>
@@ -2854,7 +2658,16 @@
         <w:pStyle w:val="FirstParagraph"/>
       </w:pPr>
       <w:r>
-        <w:t xml:space="preserve">The baseline resampler periodically (i)</w:t>
+        <w:t xml:space="preserve">The baseline resampler </w:t>
+      </w:r>
+      <w:r>
+        <w:t xml:space="preserve">(Tojo et al. 2026)</w:t>
+      </w:r>
+      <w:r>
+        <w:t xml:space="preserve"> </w:t>
+      </w:r>
+      <w:r>
+        <w:t xml:space="preserve">periodically (i)</w:t>
       </w:r>
       <w:r>
         <w:t xml:space="preserve"> </w:t>
@@ -3291,7 +3104,67 @@
         <w:t xml:space="preserve"> </w:t>
       </w:r>
       <w:r>
-        <w:t xml:space="preserve">this is condition B0 below. The policy is field-agnostic: swapping which field it</w:t>
+        <w:t xml:space="preserve">this is condition B0 below. We use our own implementation of this</w:t>
+      </w:r>
+      <w:r>
+        <w:t xml:space="preserve"> </w:t>
+      </w:r>
+      <w:r>
+        <w:t xml:space="preserve">pipeline </w:t>
+      </w:r>
+      <w:r>
+        <w:t xml:space="preserve">(Tojo et al. 2026)</w:t>
+      </w:r>
+      <w:r>
+        <w:t xml:space="preserve">; since the</w:t>
+      </w:r>
+      <w:r>
+        <w:t xml:space="preserve"> </w:t>
+      </w:r>
+      <m:oMath>
+        <m:sSub>
+          <m:e>
+            <m:r>
+              <m:t>λ</m:t>
+            </m:r>
+          </m:e>
+          <m:sub>
+            <m:r>
+              <m:rPr>
+                <m:nor/>
+                <m:sty m:val="p"/>
+              </m:rPr>
+              <m:t>topo</m:t>
+            </m:r>
+          </m:sub>
+        </m:sSub>
+        <m:r>
+          <m:rPr>
+            <m:sty m:val="p"/>
+          </m:rPr>
+          <m:t>=</m:t>
+        </m:r>
+        <m:r>
+          <m:t>0</m:t>
+        </m:r>
+      </m:oMath>
+      <w:r>
+        <w:t xml:space="preserve"> </w:t>
+      </w:r>
+      <w:r>
+        <w:t xml:space="preserve">policy</w:t>
+      </w:r>
+      <w:r>
+        <w:t xml:space="preserve"> </w:t>
+      </w:r>
+      <w:r>
+        <w:t xml:space="preserve">reproduces its baseline resampler bit-identically, all reported numbers are with</w:t>
+      </w:r>
+      <w:r>
+        <w:t xml:space="preserve"> </w:t>
+      </w:r>
+      <w:r>
+        <w:t xml:space="preserve">respect to this implementation. The policy is field-agnostic: swapping which field it</w:t>
       </w:r>
       <w:r>
         <w:t xml:space="preserve"> </w:t>
@@ -5062,7 +4935,7 @@
             <w:r>
               <w:drawing>
                 <wp:inline>
-                  <wp:extent cx="1706880" cy="577713"/>
+                  <wp:extent cx="5334000" cy="1805353"/>
                   <wp:effectExtent b="0" l="0" r="0" t="0"/>
                   <wp:docPr descr="image" title="" id="27" name="Picture"/>
                   <a:graphic>
@@ -5083,7 +4956,7 @@
                         <pic:spPr bwMode="auto">
                           <a:xfrm>
                             <a:off x="0" y="0"/>
-                            <a:ext cx="1706880" cy="577713"/>
+                            <a:ext cx="5334000" cy="1805353"/>
                           </a:xfrm>
                           <a:prstGeom prst="rect">
                             <a:avLst/>
@@ -5102,12 +4975,12 @@
               </w:drawing>
             </w:r>
             <w:r>
-              <w:t xml:space="preserve"> </w:t>
+              <w:br/>
             </w:r>
             <w:r>
               <w:drawing>
                 <wp:inline>
-                  <wp:extent cx="1706880" cy="577713"/>
+                  <wp:extent cx="5334000" cy="1805353"/>
                   <wp:effectExtent b="0" l="0" r="0" t="0"/>
                   <wp:docPr descr="image" title="" id="30" name="Picture"/>
                   <a:graphic>
@@ -5128,7 +5001,7 @@
                         <pic:spPr bwMode="auto">
                           <a:xfrm>
                             <a:off x="0" y="0"/>
-                            <a:ext cx="1706880" cy="577713"/>
+                            <a:ext cx="5334000" cy="1805353"/>
                           </a:xfrm>
                           <a:prstGeom prst="rect">
                             <a:avLst/>
@@ -5147,12 +5020,12 @@
               </w:drawing>
             </w:r>
             <w:r>
-              <w:t xml:space="preserve"> </w:t>
+              <w:br/>
             </w:r>
             <w:r>
               <w:drawing>
                 <wp:inline>
-                  <wp:extent cx="1706880" cy="577713"/>
+                  <wp:extent cx="5334000" cy="1805353"/>
                   <wp:effectExtent b="0" l="0" r="0" t="0"/>
                   <wp:docPr descr="image" title="" id="33" name="Picture"/>
                   <a:graphic>
@@ -5173,7 +5046,7 @@
                         <pic:spPr bwMode="auto">
                           <a:xfrm>
                             <a:off x="0" y="0"/>
-                            <a:ext cx="1706880" cy="577713"/>
+                            <a:ext cx="5334000" cy="1805353"/>
                           </a:xfrm>
                           <a:prstGeom prst="rect">
                             <a:avLst/>
@@ -5200,13 +5073,13 @@
         <w:pStyle w:val="ImageCaption"/>
       </w:pPr>
       <w:r>
-        <w:t xml:space="preserve">Persistence diagrams (GT / A / B) for the three blindness cases:</w:t>
-      </w:r>
-      <w:r>
-        <w:t xml:space="preserve"> </w:t>
-      </w:r>
-      <w:r>
-        <w:t xml:space="preserve">(i) genus, (ii) components, (iii) void.</w:t>
+        <w:t xml:space="preserve">Persistence diagrams (GT / A / B) for the three blindness cases,</w:t>
+      </w:r>
+      <w:r>
+        <w:t xml:space="preserve"> </w:t>
+      </w:r>
+      <w:r>
+        <w:t xml:space="preserve">top to bottom: (i) genus, (ii) components, (iii) void.</w:t>
       </w:r>
     </w:p>
     <w:bookmarkEnd w:id="35"/>
@@ -8302,7 +8175,7 @@
       <w:r>
         <w:drawing>
           <wp:inline>
-            <wp:extent cx="3200400" cy="2194560"/>
+            <wp:extent cx="4000500" cy="2286000"/>
             <wp:effectExtent b="0" l="0" r="0" t="0"/>
             <wp:docPr descr="" title="" id="62" name="Picture"/>
             <a:graphic>
@@ -8323,7 +8196,7 @@
                   <pic:spPr bwMode="auto">
                     <a:xfrm>
                       <a:off x="0" y="0"/>
-                      <a:ext cx="3200400" cy="2194560"/>
+                      <a:ext cx="4000500" cy="2286000"/>
                     </a:xfrm>
                     <a:prstGeom prst="rect">
                       <a:avLst/>
@@ -8399,7 +8272,7 @@
         <w:t xml:space="preserve"> </w:t>
       </w:r>
       <w:r>
-        <w:t xml:space="preserve">prior; the H0 shapes are unaffected.</w:t>
+        <w:t xml:space="preserve">prior; the H0 shapes are unaffected. (B5 was run on the torus only.)</w:t>
       </w:r>
     </w:p>
     <w:bookmarkEnd w:id="64"/>
@@ -9516,7 +9389,7 @@
     </w:p>
     <w:bookmarkEnd w:id="75"/>
     <w:bookmarkEnd w:id="76"/>
-    <w:bookmarkStart w:id="111" w:name="sec:limitations"/>
+    <w:bookmarkStart w:id="112" w:name="sec:limitations"/>
     <w:p>
       <w:pPr>
         <w:pStyle w:val="Heading1"/>
@@ -9867,7 +9740,7 @@
       </w:r>
     </w:p>
     <w:bookmarkEnd w:id="81"/>
-    <w:bookmarkStart w:id="110" w:name="resolving-multi-loop-genus-2-targets."/>
+    <w:bookmarkStart w:id="111" w:name="resolving-multi-loop-genus-2-targets."/>
     <w:p>
       <w:pPr>
         <w:pStyle w:val="Heading4"/>
@@ -9940,7 +9813,7 @@
         <w:t xml:space="preserve">re-run, which we leave to future work.</w:t>
       </w:r>
     </w:p>
-    <w:bookmarkStart w:id="109" w:name="refs"/>
+    <w:bookmarkStart w:id="110" w:name="refs"/>
     <w:bookmarkStart w:id="82" w:name="ref-alliez2003anisotropic"/>
     <w:p>
       <w:pPr>
@@ -10811,9 +10684,44 @@
       </w:r>
     </w:p>
     <w:bookmarkEnd w:id="108"/>
+    <w:bookmarkStart w:id="109" w:name="ref-tojo2026diffsoup"/>
+    <w:p>
+      <w:pPr>
+        <w:pStyle w:val="Bibliography"/>
+      </w:pPr>
+      <w:r>
+        <w:t xml:space="preserve">Tojo, Kenji, Bernd Bickel, and Nobuyuki Umetani. 2026.</w:t>
+      </w:r>
+      <w:r>
+        <w:t xml:space="preserve"> </w:t>
+      </w:r>
+      <w:r>
+        <w:t xml:space="preserve">“</w:t>
+      </w:r>
+      <w:r>
+        <w:t xml:space="preserve">DiffSoup</w:t>
+      </w:r>
+      <w:r>
+        <w:t xml:space="preserve">: Direct Differentiable Rasterization of Triangle Soup for Extreme Radiance Field Simplification.”</w:t>
+      </w:r>
+      <w:r>
+        <w:t xml:space="preserve"> </w:t>
+      </w:r>
+      <w:r>
+        <w:rPr>
+          <w:i/>
+          <w:iCs/>
+        </w:rPr>
+        <w:t xml:space="preserve">IEEE/CVF Conference on Computer Vision and Pattern Recognition (CVPR)</w:t>
+      </w:r>
+      <w:r>
+        <w:t xml:space="preserve">.</w:t>
+      </w:r>
+    </w:p>
     <w:bookmarkEnd w:id="109"/>
     <w:bookmarkEnd w:id="110"/>
     <w:bookmarkEnd w:id="111"/>
+    <w:bookmarkEnd w:id="112"/>
     <w:sectPr>
       <w:footnotePr>
         <w:numRestart w:val="eachSect"/>
